--- a/01_The_Blue_Silence/Manuscript/THE_BLUE_SILENCE_Chapter_17_The_Dead_Witness.docx
+++ b/01_The_Blue_Silence/Manuscript/THE_BLUE_SILENCE_Chapter_17_The_Dead_Witness.docx
@@ -2716,7 +2716,7 @@
         <w:jc w:val="left"/>
       </w:pPr>
       <w:r>
-        <w:t>“Faiz does not become proof of The Circle.”</w:t>
+        <w:t>“Faiz does not become proof of a pattern.”</w:t>
       </w:r>
     </w:p>
     <w:p>
